--- a/templates/resumes/chicago.docx
+++ b/templates/resumes/chicago.docx
@@ -126,7 +126,7 @@
         <w:rPr>
           <w:i/>
         </w:rPr>
-        <w:t>{{ role.company }}{% if role.location %} — {{ role.location }}{% endif %}</w:t>
+        <w:t>{{ role.company }}{% if role.location %} - {{ role.location }}{% endif %}</w:t>
       </w:r>
     </w:p>
     <w:p>
@@ -189,7 +189,7 @@
         <w:t>{{ project.name }}</w:t>
       </w:r>
       <w:r>
-        <w:t>{% if project.stack %} — {{ project.stack }}{% endif %}</w:t>
+        <w:t>{% if project.stack %} - {{ project.stack }}{% endif %}</w:t>
       </w:r>
     </w:p>
     <w:p>
